--- a/_manuscript/proposal-2026-04.docx
+++ b/_manuscript/proposal-2026-04.docx
@@ -343,7 +343,7 @@
         <w:t xml:space="preserve"> </w:t>
       </w:r>
       <w:r>
-        <w:t xml:space="preserve">aspect is exposed in structure and collective beliefs expressed in instruments such as policies, or punitive action or attitudes of individuals. Beliefs about</w:t>
+        <w:t xml:space="preserve">aspect is exposed in structure and collective beliefs or ideology expressed in instruments such as policies, or punitive action or attitudes of individuals. Beliefs about</w:t>
       </w:r>
       <w:r>
         <w:t xml:space="preserve"> </w:t>
@@ -367,7 +367,7 @@
         <w:t xml:space="preserve"> </w:t>
       </w:r>
       <w:r>
-        <w:t xml:space="preserve">pervade, while at the same time mistrust and weariness keeps AI out of universities</w:t>
+        <w:t xml:space="preserve">pervade, while at the same time mistrust and weariness tries to keeps AI out of universities</w:t>
       </w:r>
       <w:r>
         <w:t xml:space="preserve"> </w:t>
@@ -376,6 +376,36 @@
         <w:t xml:space="preserve">(Guest et al. 2025)</w:t>
       </w:r>
       <w:r>
+        <w:t xml:space="preserve">. Technology is never just neutral nor is it inherently good or bad</w:t>
+      </w:r>
+      <w:r>
+        <w:t xml:space="preserve"> </w:t>
+      </w:r>
+      <w:r>
+        <w:t xml:space="preserve">(Morrow 2014; Heyndels 2023)</w:t>
+      </w:r>
+      <w:r>
+        <w:t xml:space="preserve"> </w:t>
+      </w:r>
+      <w:r>
+        <w:t xml:space="preserve">it is be assistive to our human needs</w:t>
+      </w:r>
+      <w:r>
+        <w:t xml:space="preserve"> </w:t>
+      </w:r>
+      <w:r>
+        <w:t xml:space="preserve">(Arora 2024, 32)</w:t>
+      </w:r>
+      <w:r>
+        <w:t xml:space="preserve">. Regulation and policy fueled by ideology (both benefiting the few or the many) has been the driver for the direction this advancement would take us</w:t>
+      </w:r>
+      <w:r>
+        <w:t xml:space="preserve"> </w:t>
+      </w:r>
+      <w:r>
+        <w:t xml:space="preserve">(Johnson and Acemoglu 2023, 57)</w:t>
+      </w:r>
+      <w:r>
         <w:t xml:space="preserve">.</w:t>
       </w:r>
     </w:p>
@@ -384,7 +414,7 @@
         <w:pStyle w:val="BodyText"/>
       </w:pPr>
       <w:r>
-        <w:t xml:space="preserve">Students navigate these punitive faculties, policies and teacher narratives as ecology in which they need to realize goals. Their agency changing from situation to situation. Are they seeing their volitions realized as</w:t>
+        <w:t xml:space="preserve">Students navigate these punitive faculties, policies and teacher narratives as ecology in which they need to realize goals, their agency changing from situation to situation. Are they seeing their volitions realized as</w:t>
       </w:r>
       <w:r>
         <w:t xml:space="preserve"> </w:t>
@@ -738,7 +768,7 @@
         <w:pStyle w:val="FirstParagraph"/>
       </w:pPr>
       <w:r>
-        <w:t xml:space="preserve">The threats and opportunities for the achieved agency of adoloscents are unclear in the context of Agentic AI. First of all collecting work on how AAI and GenAI are shaping agency needs to be reviewed.</w:t>
+        <w:t xml:space="preserve">The threats and opportunities for the achieved agency of students are unclear in the context of Agentic AI. First of all collecting work on how AAI and GenAI are shaping agency needs to be reviewed.</w:t>
       </w:r>
       <w:r>
         <w:t xml:space="preserve"> </w:t>
@@ -772,13 +802,19 @@
         <w:t xml:space="preserve"> </w:t>
       </w:r>
       <w:r>
-        <w:t xml:space="preserve">by uncovering what beliefs and habits belie the day-to-day tasks that interact with AAI.</w:t>
-      </w:r>
-      <w:r>
-        <w:t xml:space="preserve"> </w:t>
-      </w:r>
-      <w:r>
-        <w:t xml:space="preserve">Thirdly I will investigate how students enact their intentions within their temporal-relational context of action and how their achieving of agency shapes their context. This means looking into the</w:t>
+        <w:t xml:space="preserve">by uncovering what beliefs or ideology is encapsulated in teacher narratives, rules and policy surrounding (A)AI.</w:t>
+      </w:r>
+      <w:r>
+        <w:t xml:space="preserve"> </w:t>
+      </w:r>
+      <w:r>
+        <w:t xml:space="preserve">Thirdly I want to</w:t>
+      </w:r>
+      <w:r>
+        <w:t xml:space="preserve"> </w:t>
+      </w:r>
+      <w:r>
+        <w:t xml:space="preserve">Lastly I will investigate how students enact their intentions within their temporal-relational context of action and how their achieving of agency feedbacks into shaping their context, by looking at how students react to changing policies. This means looking into the</w:t>
       </w:r>
       <w:r>
         <w:t xml:space="preserve"> </w:t>
@@ -886,7 +922,7 @@
         </w:numPr>
       </w:pPr>
       <w:r>
-        <w:t xml:space="preserve">How are prevalent beliefs disclosed in policy and teacher narratives?</w:t>
+        <w:t xml:space="preserve">How are prevalent beliefs disclosed in the ecology of achieved agency changing policy and teacher narratives because of AAI?</w:t>
       </w:r>
     </w:p>
     <w:p>
@@ -898,24 +934,12 @@
         </w:numPr>
       </w:pPr>
       <w:r>
-        <w:t xml:space="preserve">In what way is the ecology in which action is performed changing because of AAI?</w:t>
-      </w:r>
-    </w:p>
-    <w:p>
-      <w:pPr>
-        <w:pStyle w:val="Compact"/>
-        <w:numPr>
-          <w:ilvl w:val="0"/>
-          <w:numId w:val="1001"/>
-        </w:numPr>
-      </w:pPr>
-      <w:r>
         <w:t xml:space="preserve">In what ways are students performing day-to-day tasks, by either conforming or subverting rules and restrictions?</w:t>
       </w:r>
     </w:p>
     <w:bookmarkEnd w:id="23"/>
     <w:bookmarkEnd w:id="24"/>
-    <w:bookmarkStart w:id="29" w:name="methodology"/>
+    <w:bookmarkStart w:id="28" w:name="methodology"/>
     <w:p>
       <w:pPr>
         <w:pStyle w:val="Heading2"/>
@@ -1077,41 +1101,6 @@
               <w:pStyle w:val="Compact"/>
             </w:pPr>
             <w:r>
-              <w:t xml:space="preserve">In what way is the ecology in which action is performed changing because of AAI?</w:t>
-            </w:r>
-          </w:p>
-        </w:tc>
-        <w:tc>
-          <w:tcPr/>
-          <w:p>
-            <w:pPr>
-              <w:pStyle w:val="Compact"/>
-            </w:pPr>
-            <w:r>
-              <w:t xml:space="preserve">Longitudinal study</w:t>
-            </w:r>
-          </w:p>
-        </w:tc>
-      </w:tr>
-      <w:tr>
-        <w:tc>
-          <w:tcPr/>
-          <w:p>
-            <w:pPr>
-              <w:pStyle w:val="Compact"/>
-            </w:pPr>
-            <w:r>
-              <w:t xml:space="preserve">RQ4</w:t>
-            </w:r>
-          </w:p>
-        </w:tc>
-        <w:tc>
-          <w:tcPr/>
-          <w:p>
-            <w:pPr>
-              <w:pStyle w:val="Compact"/>
-            </w:pPr>
-            <w:r>
               <w:t xml:space="preserve">In what ways are students performing day-to-day tasks, by either conforming or subverting rules and restrictions?</w:t>
             </w:r>
           </w:p>
@@ -1292,13 +1281,13 @@
       </w:r>
     </w:p>
     <w:bookmarkEnd w:id="26"/>
-    <w:bookmarkStart w:id="27" w:name="rq3-experiment"/>
+    <w:bookmarkStart w:id="27" w:name="rq3-mixed-method"/>
     <w:p>
       <w:pPr>
         <w:pStyle w:val="Heading3"/>
       </w:pPr>
       <w:r>
-        <w:t xml:space="preserve">RQ3: Experiment</w:t>
+        <w:t xml:space="preserve">RQ3: Mixed-method</w:t>
       </w:r>
     </w:p>
     <w:p>
@@ -1306,255 +1295,147 @@
         <w:pStyle w:val="FirstParagraph"/>
       </w:pPr>
       <w:r>
-        <w:t xml:space="preserve">This is where an intervention like AI Literacies will take center stage to see if this can help understand Agentic AI better to find out if a better way to deal and cope with these technologies helps students to use these more properly. The survey used for RQ2 could then again be used to see if this changes anything.</w:t>
+        <w:rPr>
+          <w:i/>
+          <w:iCs/>
+        </w:rPr>
+        <w:t xml:space="preserve">Thematic analysis</w:t>
+      </w:r>
+      <w:r>
+        <w:t xml:space="preserve"> </w:t>
+      </w:r>
+      <w:r>
+        <w:t xml:space="preserve">will be used as</w:t>
+      </w:r>
+      <w:r>
+        <w:t xml:space="preserve"> </w:t>
+      </w:r>
+      <w:r>
+        <w:t xml:space="preserve">Naeem et al. (2023)</w:t>
+      </w:r>
+      <w:r>
+        <w:t xml:space="preserve"> </w:t>
+      </w:r>
+      <w:r>
+        <w:t xml:space="preserve">and</w:t>
+      </w:r>
+      <w:r>
+        <w:t xml:space="preserve"> </w:t>
+      </w:r>
+      <w:r>
+        <w:t xml:space="preserve">Braun and Clarke (2021)</w:t>
+      </w:r>
+      <w:r>
+        <w:t xml:space="preserve"> </w:t>
+      </w:r>
+      <w:r>
+        <w:t xml:space="preserve">describe it to find common themes and topics in personal qualitative interview with students. Thematic analysis is a more subjective approach to data, where language is central. It requires a</w:t>
+      </w:r>
+      <w:r>
+        <w:t xml:space="preserve"> </w:t>
+      </w:r>
+      <w:r>
+        <w:rPr>
+          <w:i/>
+          <w:iCs/>
+        </w:rPr>
+        <w:t xml:space="preserve">coding</w:t>
+      </w:r>
+      <w:r>
+        <w:t xml:space="preserve"> </w:t>
+      </w:r>
+      <w:r>
+        <w:t xml:space="preserve">process that uses semantic and latent codes to categorize statements and find</w:t>
+      </w:r>
+      <w:r>
+        <w:t xml:space="preserve"> </w:t>
+      </w:r>
+      <w:r>
+        <w:rPr>
+          <w:i/>
+          <w:iCs/>
+        </w:rPr>
+        <w:t xml:space="preserve">themes</w:t>
+      </w:r>
+      <w:r>
+        <w:t xml:space="preserve"> </w:t>
+      </w:r>
+      <w:r>
+        <w:t xml:space="preserve">and</w:t>
+      </w:r>
+      <w:r>
+        <w:t xml:space="preserve"> </w:t>
+      </w:r>
+      <w:r>
+        <w:rPr>
+          <w:i/>
+          <w:iCs/>
+        </w:rPr>
+        <w:t xml:space="preserve">subthemes</w:t>
+      </w:r>
+      <w:r>
+        <w:t xml:space="preserve"> </w:t>
+      </w:r>
+      <w:r>
+        <w:t xml:space="preserve">of meaning in texts.</w:t>
+      </w:r>
+    </w:p>
+    <w:p>
+      <w:pPr>
+        <w:pStyle w:val="BodyText"/>
+      </w:pPr>
+      <w:r>
+        <w:t xml:space="preserve">After the initial analysis and recognized larger themes questions will be formulated to be able to use a more quantitative approach in the form of a survey.</w:t>
+      </w:r>
+      <w:r>
+        <w:t xml:space="preserve"> </w:t>
+      </w:r>
+      <w:r>
+        <w:t xml:space="preserve"> </w:t>
+      </w:r>
+      <w:r>
+        <w:t xml:space="preserve">practeval</w:t>
+      </w:r>
+      <w:r>
+        <w:t xml:space="preserve"> </w:t>
+      </w:r>
+      <w:r>
+        <w:t xml:space="preserve">practeval(Practical-evaluative)</w:t>
+      </w:r>
+      <w:r>
+        <w:t xml:space="preserve"> </w:t>
+      </w:r>
+      <w:r>
+        <w:t xml:space="preserve">prospective(Prospective) –&gt; practeval</w:t>
+      </w:r>
+      <w:r>
+        <w:t xml:space="preserve"> </w:t>
+      </w:r>
+      <w:r>
+        <w:t xml:space="preserve">practeval -.agency.-&gt; Action</w:t>
+      </w:r>
+    </w:p>
+    <w:p>
+      <w:pPr>
+        <w:pStyle w:val="BodyText"/>
+      </w:pPr>
+      <w:r>
+        <w:t xml:space="preserve">``` –&gt;</w:t>
       </w:r>
     </w:p>
     <w:bookmarkEnd w:id="27"/>
-    <w:bookmarkStart w:id="28" w:name="rq4-mixed-method"/>
-    <w:p>
-      <w:pPr>
-        <w:pStyle w:val="Heading3"/>
-      </w:pPr>
-      <w:r>
-        <w:t xml:space="preserve">RQ4: Mixed-method</w:t>
-      </w:r>
-    </w:p>
-    <w:p>
-      <w:pPr>
-        <w:pStyle w:val="FirstParagraph"/>
-      </w:pPr>
-      <w:r>
-        <w:rPr>
-          <w:i/>
-          <w:iCs/>
-        </w:rPr>
-        <w:t xml:space="preserve">Thematic analysis</w:t>
-      </w:r>
-      <w:r>
-        <w:t xml:space="preserve"> </w:t>
-      </w:r>
-      <w:r>
-        <w:t xml:space="preserve">will be used as</w:t>
-      </w:r>
-      <w:r>
-        <w:t xml:space="preserve"> </w:t>
-      </w:r>
-      <w:r>
-        <w:t xml:space="preserve">Naeem et al. (2023)</w:t>
-      </w:r>
-      <w:r>
-        <w:t xml:space="preserve"> </w:t>
-      </w:r>
-      <w:r>
-        <w:t xml:space="preserve">and</w:t>
-      </w:r>
-      <w:r>
-        <w:t xml:space="preserve"> </w:t>
-      </w:r>
-      <w:r>
-        <w:t xml:space="preserve">Braun and Clarke (2021)</w:t>
-      </w:r>
-      <w:r>
-        <w:t xml:space="preserve"> </w:t>
-      </w:r>
-      <w:r>
-        <w:t xml:space="preserve">describe it to find common themes and topics in personal qualitative interview with students. Thematic analysis is a more subjective approach to data, where language is central. It requires a</w:t>
-      </w:r>
-      <w:r>
-        <w:t xml:space="preserve"> </w:t>
-      </w:r>
-      <w:r>
-        <w:rPr>
-          <w:i/>
-          <w:iCs/>
-        </w:rPr>
-        <w:t xml:space="preserve">coding</w:t>
-      </w:r>
-      <w:r>
-        <w:t xml:space="preserve"> </w:t>
-      </w:r>
-      <w:r>
-        <w:t xml:space="preserve">process that uses semantic and latent codes to categorize statements and find</w:t>
-      </w:r>
-      <w:r>
-        <w:t xml:space="preserve"> </w:t>
-      </w:r>
-      <w:r>
-        <w:rPr>
-          <w:i/>
-          <w:iCs/>
-        </w:rPr>
-        <w:t xml:space="preserve">themes</w:t>
-      </w:r>
-      <w:r>
-        <w:t xml:space="preserve"> </w:t>
-      </w:r>
-      <w:r>
-        <w:t xml:space="preserve">and</w:t>
-      </w:r>
-      <w:r>
-        <w:t xml:space="preserve"> </w:t>
-      </w:r>
-      <w:r>
-        <w:rPr>
-          <w:i/>
-          <w:iCs/>
-        </w:rPr>
-        <w:t xml:space="preserve">subthemes</w:t>
-      </w:r>
-      <w:r>
-        <w:t xml:space="preserve"> </w:t>
-      </w:r>
-      <w:r>
-        <w:t xml:space="preserve">of meaning in texts.</w:t>
-      </w:r>
-    </w:p>
-    <w:p>
-      <w:pPr>
-        <w:pStyle w:val="BodyText"/>
-      </w:pPr>
-      <w:r>
-        <w:t xml:space="preserve">After the initial analysis and recognized larger themes questions will be formulated to be able to use a more quantitative approach in the form of a survey.</w:t>
-      </w:r>
-    </w:p>
     <w:bookmarkEnd w:id="28"/>
-    <w:bookmarkEnd w:id="29"/>
-    <w:bookmarkStart w:id="34" w:name="theoretical-framework"/>
+    <w:bookmarkStart w:id="101" w:name="references"/>
     <w:p>
       <w:pPr>
         <w:pStyle w:val="Heading2"/>
       </w:pPr>
       <w:r>
-        <w:t xml:space="preserve">Theoretical Framework</w:t>
-      </w:r>
-    </w:p>
-    <w:p>
-      <w:pPr>
-        <w:pStyle w:val="FirstParagraph"/>
-      </w:pPr>
-      <w:r>
-        <w:t xml:space="preserve">As</w:t>
-      </w:r>
-      <w:r>
-        <w:t xml:space="preserve"> </w:t>
-      </w:r>
-      <w:r>
-        <w:t xml:space="preserve">Biesta and Tedder (2007)</w:t>
-      </w:r>
-      <w:r>
-        <w:t xml:space="preserve"> </w:t>
-      </w:r>
-      <w:r>
-        <w:t xml:space="preserve">interacts with</w:t>
-      </w:r>
-      <w:r>
-        <w:t xml:space="preserve"> </w:t>
-      </w:r>
-      <w:r>
-        <w:t xml:space="preserve">Emirbayer and Mische (1998)</w:t>
-      </w:r>
-      <w:r>
-        <w:t xml:space="preserve"> </w:t>
-      </w:r>
-      <w:r>
-        <w:t xml:space="preserve">we get a</w:t>
-      </w:r>
-    </w:p>
-    <w:p>
-      <w:pPr>
-        <w:pStyle w:val="BodyText"/>
-      </w:pPr>
-    </w:p>
-    <w:p>
-      <w:pPr>
-        <w:pStyle w:val="BodyText"/>
-      </w:pPr>
-      <w:r>
-        <w:drawing>
-          <wp:inline>
-            <wp:extent cx="2706624" cy="2880360"/>
-            <wp:effectExtent b="0" l="0" r="0" t="0"/>
-            <wp:docPr descr="" title="" id="31" name="Picture"/>
-            <a:graphic>
-              <a:graphicData uri="http://schemas.openxmlformats.org/drawingml/2006/picture">
-                <pic:pic>
-                  <pic:nvPicPr>
-                    <pic:cNvPr descr="proposal-2026-04_files/figure-docx/mermaid-figure-1.png" id="32" name="Picture"/>
-                    <pic:cNvPicPr>
-                      <a:picLocks noChangeArrowheads="1" noChangeAspect="1"/>
-                    </pic:cNvPicPr>
-                  </pic:nvPicPr>
-                  <pic:blipFill>
-                    <a:blip r:embed="rId30"/>
-                    <a:stretch>
-                      <a:fillRect/>
-                    </a:stretch>
-                  </pic:blipFill>
-                  <pic:spPr bwMode="auto">
-                    <a:xfrm>
-                      <a:off x="0" y="0"/>
-                      <a:ext cx="2706624" cy="2880360"/>
-                    </a:xfrm>
-                    <a:prstGeom prst="rect">
-                      <a:avLst/>
-                    </a:prstGeom>
-                    <a:noFill/>
-                    <a:ln w="9525">
-                      <a:noFill/>
-                      <a:headEnd/>
-                      <a:tailEnd/>
-                    </a:ln>
-                  </pic:spPr>
-                </pic:pic>
-              </a:graphicData>
-            </a:graphic>
-          </wp:inline>
-        </w:drawing>
-      </w:r>
-    </w:p>
-    <w:p>
-      <w:pPr>
-        <w:pStyle w:val="BodyText"/>
-      </w:pPr>
-    </w:p>
-    <w:p>
-      <w:pPr>
-        <w:pStyle w:val="BodyText"/>
-      </w:pPr>
-      <w:r>
-        <w:rPr>
-          <w:vertAlign w:val="subscript"/>
-        </w:rPr>
-        <w:t xml:space="preserve">Source:</w:t>
-      </w:r>
-      <w:r>
-        <w:rPr>
-          <w:vertAlign w:val="subscript"/>
-        </w:rPr>
-        <w:t xml:space="preserve"> </w:t>
-      </w:r>
-      <w:hyperlink r:id="rId33">
-        <w:r>
-          <w:rPr>
-            <w:rStyle w:val="Hyperlink"/>
-            <w:vertAlign w:val="subscript"/>
-          </w:rPr>
-          <w:t xml:space="preserve">Article Notebook</w:t>
-        </w:r>
-      </w:hyperlink>
-    </w:p>
-    <w:bookmarkEnd w:id="34"/>
-    <w:bookmarkStart w:id="101" w:name="references"/>
-    <w:p>
-      <w:pPr>
-        <w:pStyle w:val="Heading2"/>
-      </w:pPr>
-      <w:r>
         <w:t xml:space="preserve">References</w:t>
       </w:r>
     </w:p>
     <w:bookmarkStart w:id="100" w:name="refs"/>
-    <w:bookmarkStart w:id="36" w:name="ref-acharyaAgentic2025"/>
+    <w:bookmarkStart w:id="30" w:name="ref-acharyaAgentic2025"/>
     <w:p>
       <w:pPr>
         <w:pStyle w:val="Bibliography"/>
@@ -1608,7 +1489,7 @@
       <w:r>
         <w:t xml:space="preserve"> </w:t>
       </w:r>
-      <w:hyperlink r:id="rId35">
+      <w:hyperlink r:id="rId29">
         <w:r>
           <w:rPr>
             <w:rStyle w:val="Hyperlink"/>
@@ -1620,8 +1501,8 @@
         <w:t xml:space="preserve">.</w:t>
       </w:r>
     </w:p>
-    <w:bookmarkEnd w:id="36"/>
-    <w:bookmarkStart w:id="37" w:name="ref-alkire2008concepts"/>
+    <w:bookmarkEnd w:id="30"/>
+    <w:bookmarkStart w:id="31" w:name="ref-alkire2008concepts"/>
     <w:p>
       <w:pPr>
         <w:pStyle w:val="Bibliography"/>
@@ -1636,8 +1517,8 @@
         <w:t xml:space="preserve">“Concepts and Measures of Agency.”</w:t>
       </w:r>
     </w:p>
-    <w:bookmarkEnd w:id="37"/>
-    <w:bookmarkStart w:id="38" w:name="ref-andersonFutureHumanAgency2023"/>
+    <w:bookmarkEnd w:id="31"/>
+    <w:bookmarkStart w:id="32" w:name="ref-andersonFutureHumanAgency2023"/>
     <w:p>
       <w:pPr>
         <w:pStyle w:val="Bibliography"/>
@@ -1686,8 +1567,8 @@
         <w:t xml:space="preserve">.</w:t>
       </w:r>
     </w:p>
-    <w:bookmarkEnd w:id="38"/>
-    <w:bookmarkStart w:id="39" w:name="ref-anscombe1956intention"/>
+    <w:bookmarkEnd w:id="32"/>
+    <w:bookmarkStart w:id="33" w:name="ref-anscombe1956intention"/>
     <w:p>
       <w:pPr>
         <w:pStyle w:val="Bibliography"/>
@@ -1721,13 +1602,92 @@
         <w:t xml:space="preserve">, 57:321–32. JSTOR.</w:t>
       </w:r>
     </w:p>
-    <w:bookmarkEnd w:id="39"/>
-    <w:bookmarkStart w:id="40" w:name="ref-bandura2001social"/>
+    <w:bookmarkEnd w:id="33"/>
+    <w:bookmarkStart w:id="34" w:name="ref-arora2024pessimism"/>
     <w:p>
       <w:pPr>
         <w:pStyle w:val="Bibliography"/>
       </w:pPr>
       <w:r>
+        <w:t xml:space="preserve">Arora, Payal. 2024.</w:t>
+      </w:r>
+      <w:r>
+        <w:t xml:space="preserve"> </w:t>
+      </w:r>
+      <w:r>
+        <w:rPr>
+          <w:i/>
+          <w:iCs/>
+        </w:rPr>
+        <w:t xml:space="preserve">From Pessimism to Promise:</w:t>
+      </w:r>
+      <w:r>
+        <w:rPr>
+          <w:i/>
+          <w:iCs/>
+        </w:rPr>
+        <w:t xml:space="preserve"> </w:t>
+      </w:r>
+      <w:r>
+        <w:rPr>
+          <w:i/>
+          <w:iCs/>
+        </w:rPr>
+        <w:t xml:space="preserve">Lessons</w:t>
+      </w:r>
+      <w:r>
+        <w:rPr>
+          <w:i/>
+          <w:iCs/>
+        </w:rPr>
+        <w:t xml:space="preserve"> </w:t>
+      </w:r>
+      <w:r>
+        <w:rPr>
+          <w:i/>
+          <w:iCs/>
+        </w:rPr>
+        <w:t xml:space="preserve">from the</w:t>
+      </w:r>
+      <w:r>
+        <w:rPr>
+          <w:i/>
+          <w:iCs/>
+        </w:rPr>
+        <w:t xml:space="preserve"> </w:t>
+      </w:r>
+      <w:r>
+        <w:rPr>
+          <w:i/>
+          <w:iCs/>
+        </w:rPr>
+        <w:t xml:space="preserve">Global South</w:t>
+      </w:r>
+      <w:r>
+        <w:rPr>
+          <w:i/>
+          <w:iCs/>
+        </w:rPr>
+        <w:t xml:space="preserve"> </w:t>
+      </w:r>
+      <w:r>
+        <w:rPr>
+          <w:i/>
+          <w:iCs/>
+        </w:rPr>
+        <w:t xml:space="preserve">on Designing Inclusive Tech</w:t>
+      </w:r>
+      <w:r>
+        <w:t xml:space="preserve">. MIT Press.</w:t>
+      </w:r>
+    </w:p>
+    <w:bookmarkEnd w:id="34"/>
+    <w:bookmarkStart w:id="35" w:name="ref-bandura2001social"/>
+    <w:p>
+      <w:pPr>
+        <w:pStyle w:val="Bibliography"/>
+      </w:pPr>
+      <w:r>
         <w:t xml:space="preserve">Bandura, Albert. 2001.</w:t>
       </w:r>
       <w:r>
@@ -1765,8 +1725,8 @@
         <w:t xml:space="preserve">52 (1): 1–26.</w:t>
       </w:r>
     </w:p>
-    <w:bookmarkEnd w:id="40"/>
-    <w:bookmarkStart w:id="42" w:name="ref-barrowAnthropomorphismAIHype2024"/>
+    <w:bookmarkEnd w:id="35"/>
+    <w:bookmarkStart w:id="37" w:name="ref-barrowAnthropomorphismAIHype2024"/>
     <w:p>
       <w:pPr>
         <w:pStyle w:val="Bibliography"/>
@@ -1811,7 +1771,7 @@
       <w:r>
         <w:t xml:space="preserve"> </w:t>
       </w:r>
-      <w:hyperlink r:id="rId41">
+      <w:hyperlink r:id="rId36">
         <w:r>
           <w:rPr>
             <w:rStyle w:val="Hyperlink"/>
@@ -1823,8 +1783,8 @@
         <w:t xml:space="preserve">.</w:t>
       </w:r>
     </w:p>
-    <w:bookmarkEnd w:id="42"/>
-    <w:bookmarkStart w:id="44" w:name="ref-biestaAgencyLearningLifecourse2007"/>
+    <w:bookmarkEnd w:id="37"/>
+    <w:bookmarkStart w:id="39" w:name="ref-biestaAgencyLearningLifecourse2007"/>
     <w:p>
       <w:pPr>
         <w:pStyle w:val="Bibliography"/>
@@ -1869,7 +1829,7 @@
       <w:r>
         <w:t xml:space="preserve"> </w:t>
       </w:r>
-      <w:hyperlink r:id="rId43">
+      <w:hyperlink r:id="rId38">
         <w:r>
           <w:rPr>
             <w:rStyle w:val="Hyperlink"/>
@@ -1881,8 +1841,8 @@
         <w:t xml:space="preserve">.</w:t>
       </w:r>
     </w:p>
-    <w:bookmarkEnd w:id="44"/>
-    <w:bookmarkStart w:id="45" w:name="ref-biestaHowAgencyPossible"/>
+    <w:bookmarkEnd w:id="39"/>
+    <w:bookmarkStart w:id="40" w:name="ref-biestaHowAgencyPossible"/>
     <w:p>
       <w:pPr>
         <w:pStyle w:val="Bibliography"/>
@@ -1909,8 +1869,8 @@
         <w:t xml:space="preserve">an Ecological Understanding of Agency-as-Achievement.”</w:t>
       </w:r>
     </w:p>
-    <w:bookmarkEnd w:id="45"/>
-    <w:bookmarkStart w:id="47" w:name="Xe6339352c057cc1e12730427ce743f216b81d1b"/>
+    <w:bookmarkEnd w:id="40"/>
+    <w:bookmarkStart w:id="42" w:name="Xe6339352c057cc1e12730427ce743f216b81d1b"/>
     <w:p>
       <w:pPr>
         <w:pStyle w:val="Bibliography"/>
@@ -1952,7 +1912,7 @@
       <w:r>
         <w:t xml:space="preserve"> </w:t>
       </w:r>
-      <w:hyperlink r:id="rId46">
+      <w:hyperlink r:id="rId41">
         <w:r>
           <w:rPr>
             <w:rStyle w:val="Hyperlink"/>
@@ -1964,8 +1924,8 @@
         <w:t xml:space="preserve">.</w:t>
       </w:r>
     </w:p>
-    <w:bookmarkEnd w:id="47"/>
-    <w:bookmarkStart w:id="48" w:name="ref-braun2021thematic"/>
+    <w:bookmarkEnd w:id="42"/>
+    <w:bookmarkStart w:id="43" w:name="ref-braun2021thematic"/>
     <w:p>
       <w:pPr>
         <w:pStyle w:val="Bibliography"/>
@@ -1993,8 +1953,8 @@
         <w:t xml:space="preserve">.</w:t>
       </w:r>
     </w:p>
-    <w:bookmarkEnd w:id="48"/>
-    <w:bookmarkStart w:id="50" w:name="ref-daiWhyStudentsUse2025"/>
+    <w:bookmarkEnd w:id="43"/>
+    <w:bookmarkStart w:id="45" w:name="ref-daiWhyStudentsUse2025"/>
     <w:p>
       <w:pPr>
         <w:pStyle w:val="Bibliography"/>
@@ -2048,7 +2008,7 @@
       <w:r>
         <w:t xml:space="preserve"> </w:t>
       </w:r>
-      <w:hyperlink r:id="rId49">
+      <w:hyperlink r:id="rId44">
         <w:r>
           <w:rPr>
             <w:rStyle w:val="Hyperlink"/>
@@ -2060,8 +2020,8 @@
         <w:t xml:space="preserve">.</w:t>
       </w:r>
     </w:p>
-    <w:bookmarkEnd w:id="50"/>
-    <w:bookmarkStart w:id="52" w:name="ref-davidsonIntending1978"/>
+    <w:bookmarkEnd w:id="45"/>
+    <w:bookmarkStart w:id="47" w:name="ref-davidsonIntending1978"/>
     <w:p>
       <w:pPr>
         <w:pStyle w:val="Bibliography"/>
@@ -2202,7 +2162,7 @@
       <w:r>
         <w:t xml:space="preserve"> </w:t>
       </w:r>
-      <w:hyperlink r:id="rId51">
+      <w:hyperlink r:id="rId46">
         <w:r>
           <w:rPr>
             <w:rStyle w:val="Hyperlink"/>
@@ -2214,8 +2174,8 @@
         <w:t xml:space="preserve">.</w:t>
       </w:r>
     </w:p>
-    <w:bookmarkEnd w:id="52"/>
-    <w:bookmarkStart w:id="54" w:name="ref-drugaHowChildrensPerceptions2021"/>
+    <w:bookmarkEnd w:id="47"/>
+    <w:bookmarkStart w:id="49" w:name="ref-drugaHowChildrensPerceptions2021"/>
     <w:p>
       <w:pPr>
         <w:pStyle w:val="Bibliography"/>
@@ -2290,7 +2250,7 @@
       <w:r>
         <w:t xml:space="preserve"> </w:t>
       </w:r>
-      <w:hyperlink r:id="rId53">
+      <w:hyperlink r:id="rId48">
         <w:r>
           <w:rPr>
             <w:rStyle w:val="Hyperlink"/>
@@ -2302,8 +2262,8 @@
         <w:t xml:space="preserve">.</w:t>
       </w:r>
     </w:p>
-    <w:bookmarkEnd w:id="54"/>
-    <w:bookmarkStart w:id="56" w:name="ref-emirbayerWhatAgency1998"/>
+    <w:bookmarkEnd w:id="49"/>
+    <w:bookmarkStart w:id="51" w:name="ref-emirbayerWhatAgency1998"/>
     <w:p>
       <w:pPr>
         <w:pStyle w:val="Bibliography"/>
@@ -2345,7 +2305,7 @@
       <w:r>
         <w:t xml:space="preserve"> </w:t>
       </w:r>
-      <w:hyperlink r:id="rId55">
+      <w:hyperlink r:id="rId50">
         <w:r>
           <w:rPr>
             <w:rStyle w:val="Hyperlink"/>
@@ -2357,8 +2317,8 @@
         <w:t xml:space="preserve">.</w:t>
       </w:r>
     </w:p>
-    <w:bookmarkEnd w:id="56"/>
-    <w:bookmarkStart w:id="57" w:name="ref-fairclough2013critical"/>
+    <w:bookmarkEnd w:id="51"/>
+    <w:bookmarkStart w:id="52" w:name="ref-fairclough2013critical"/>
     <w:p>
       <w:pPr>
         <w:pStyle w:val="Bibliography"/>
@@ -2408,8 +2368,8 @@
         <w:t xml:space="preserve">. Routledge.</w:t>
       </w:r>
     </w:p>
-    <w:bookmarkEnd w:id="57"/>
-    <w:bookmarkStart w:id="58" w:name="ref-giddens1984constitution"/>
+    <w:bookmarkEnd w:id="52"/>
+    <w:bookmarkStart w:id="53" w:name="ref-giddens1984constitution"/>
     <w:p>
       <w:pPr>
         <w:pStyle w:val="Bibliography"/>
@@ -2459,8 +2419,8 @@
         <w:t xml:space="preserve">. Univ of California Press.</w:t>
       </w:r>
     </w:p>
-    <w:bookmarkEnd w:id="58"/>
-    <w:bookmarkStart w:id="60" w:name="ref-grunbaumMeasuresAgency2020"/>
+    <w:bookmarkEnd w:id="53"/>
+    <w:bookmarkStart w:id="55" w:name="ref-grunbaumMeasuresAgency2020"/>
     <w:p>
       <w:pPr>
         <w:pStyle w:val="Bibliography"/>
@@ -2493,7 +2453,7 @@
       <w:r>
         <w:t xml:space="preserve"> </w:t>
       </w:r>
-      <w:hyperlink r:id="rId59">
+      <w:hyperlink r:id="rId54">
         <w:r>
           <w:rPr>
             <w:rStyle w:val="Hyperlink"/>
@@ -2505,8 +2465,8 @@
         <w:t xml:space="preserve">.</w:t>
       </w:r>
     </w:p>
-    <w:bookmarkEnd w:id="60"/>
-    <w:bookmarkStart w:id="62" w:name="ref-guestUncriticalAdoptionAI2025"/>
+    <w:bookmarkEnd w:id="55"/>
+    <w:bookmarkStart w:id="57" w:name="ref-guestUncriticalAdoptionAI2025"/>
     <w:p>
       <w:pPr>
         <w:pStyle w:val="Bibliography"/>
@@ -2568,7 +2528,7 @@
       <w:r>
         <w:t xml:space="preserve"> </w:t>
       </w:r>
-      <w:hyperlink r:id="rId61">
+      <w:hyperlink r:id="rId56">
         <w:r>
           <w:rPr>
             <w:rStyle w:val="Hyperlink"/>
@@ -2580,13 +2540,154 @@
         <w:t xml:space="preserve">.</w:t>
       </w:r>
     </w:p>
-    <w:bookmarkEnd w:id="62"/>
-    <w:bookmarkStart w:id="63" w:name="ref-kemp2025Digital2025Global2025"/>
+    <w:bookmarkEnd w:id="57"/>
+    <w:bookmarkStart w:id="59" w:name="ref-heyndelsTechnologyNeutrality2023"/>
     <w:p>
       <w:pPr>
         <w:pStyle w:val="Bibliography"/>
       </w:pPr>
       <w:r>
+        <w:t xml:space="preserve">Heyndels, Sybren. 2023.</w:t>
+      </w:r>
+      <w:r>
+        <w:t xml:space="preserve"> </w:t>
+      </w:r>
+      <w:r>
+        <w:t xml:space="preserve">“Technology and</w:t>
+      </w:r>
+      <w:r>
+        <w:t xml:space="preserve"> </w:t>
+      </w:r>
+      <w:r>
+        <w:t xml:space="preserve">Neutrality</w:t>
+      </w:r>
+      <w:r>
+        <w:t xml:space="preserve">.”</w:t>
+      </w:r>
+      <w:r>
+        <w:t xml:space="preserve"> </w:t>
+      </w:r>
+      <w:r>
+        <w:rPr>
+          <w:i/>
+          <w:iCs/>
+        </w:rPr>
+        <w:t xml:space="preserve">Philosophy &amp; Technology</w:t>
+      </w:r>
+      <w:r>
+        <w:t xml:space="preserve"> </w:t>
+      </w:r>
+      <w:r>
+        <w:t xml:space="preserve">36 (4): 75.</w:t>
+      </w:r>
+      <w:r>
+        <w:t xml:space="preserve"> </w:t>
+      </w:r>
+      <w:hyperlink r:id="rId58">
+        <w:r>
+          <w:rPr>
+            <w:rStyle w:val="Hyperlink"/>
+          </w:rPr>
+          <w:t xml:space="preserve">https://doi.org/10.1007/s13347-023-00672-1</w:t>
+        </w:r>
+      </w:hyperlink>
+      <w:r>
+        <w:t xml:space="preserve">.</w:t>
+      </w:r>
+    </w:p>
+    <w:bookmarkEnd w:id="59"/>
+    <w:bookmarkStart w:id="60" w:name="ref-johnsonPowerProgressOur2023"/>
+    <w:p>
+      <w:pPr>
+        <w:pStyle w:val="Bibliography"/>
+      </w:pPr>
+      <w:r>
+        <w:t xml:space="preserve">Johnson, Simon, and Daron Acemoglu. 2023.</w:t>
+      </w:r>
+      <w:r>
+        <w:t xml:space="preserve"> </w:t>
+      </w:r>
+      <w:r>
+        <w:rPr>
+          <w:i/>
+          <w:iCs/>
+        </w:rPr>
+        <w:t xml:space="preserve">Power and</w:t>
+      </w:r>
+      <w:r>
+        <w:rPr>
+          <w:i/>
+          <w:iCs/>
+        </w:rPr>
+        <w:t xml:space="preserve"> </w:t>
+      </w:r>
+      <w:r>
+        <w:rPr>
+          <w:i/>
+          <w:iCs/>
+        </w:rPr>
+        <w:t xml:space="preserve">Progress</w:t>
+      </w:r>
+      <w:r>
+        <w:rPr>
+          <w:i/>
+          <w:iCs/>
+        </w:rPr>
+        <w:t xml:space="preserve">:</w:t>
+      </w:r>
+      <w:r>
+        <w:rPr>
+          <w:i/>
+          <w:iCs/>
+        </w:rPr>
+        <w:t xml:space="preserve"> </w:t>
+      </w:r>
+      <w:r>
+        <w:rPr>
+          <w:i/>
+          <w:iCs/>
+        </w:rPr>
+        <w:t xml:space="preserve">Our Thousand-Year Struggle Over Technology</w:t>
+      </w:r>
+      <w:r>
+        <w:rPr>
+          <w:i/>
+          <w:iCs/>
+        </w:rPr>
+        <w:t xml:space="preserve"> </w:t>
+      </w:r>
+      <w:r>
+        <w:rPr>
+          <w:i/>
+          <w:iCs/>
+        </w:rPr>
+        <w:t xml:space="preserve">and</w:t>
+      </w:r>
+      <w:r>
+        <w:rPr>
+          <w:i/>
+          <w:iCs/>
+        </w:rPr>
+        <w:t xml:space="preserve"> </w:t>
+      </w:r>
+      <w:r>
+        <w:rPr>
+          <w:i/>
+          <w:iCs/>
+        </w:rPr>
+        <w:t xml:space="preserve">Prosperity</w:t>
+      </w:r>
+      <w:r>
+        <w:t xml:space="preserve">. Hachette UK.</w:t>
+      </w:r>
+    </w:p>
+    <w:bookmarkEnd w:id="60"/>
+    <w:bookmarkStart w:id="61" w:name="ref-kemp2025Digital2025Global2025"/>
+    <w:p>
+      <w:pPr>
+        <w:pStyle w:val="Bibliography"/>
+      </w:pPr>
+      <w:r>
         <w:t xml:space="preserve">Kemp, Simon. 2025.</w:t>
       </w:r>
       <w:r>
@@ -2618,8 +2719,8 @@
         <w:t xml:space="preserve">. https://datareportal.com/reports/digital-2025-global-overview-report; Data Reportal.</w:t>
       </w:r>
     </w:p>
-    <w:bookmarkEnd w:id="63"/>
-    <w:bookmarkStart w:id="65" w:name="ref-kohnMeasurementTrustAutomation2021"/>
+    <w:bookmarkEnd w:id="61"/>
+    <w:bookmarkStart w:id="63" w:name="ref-kohnMeasurementTrustAutomation2021"/>
     <w:p>
       <w:pPr>
         <w:pStyle w:val="Bibliography"/>
@@ -2694,7 +2795,7 @@
       <w:r>
         <w:t xml:space="preserve"> </w:t>
       </w:r>
-      <w:hyperlink r:id="rId64">
+      <w:hyperlink r:id="rId62">
         <w:r>
           <w:rPr>
             <w:rStyle w:val="Hyperlink"/>
@@ -2706,8 +2807,8 @@
         <w:t xml:space="preserve">.</w:t>
       </w:r>
     </w:p>
-    <w:bookmarkEnd w:id="65"/>
-    <w:bookmarkStart w:id="67" w:name="ref-kongDevelopingValidatingScale2025"/>
+    <w:bookmarkEnd w:id="63"/>
+    <w:bookmarkStart w:id="65" w:name="ref-kongDevelopingValidatingScale2025"/>
     <w:p>
       <w:pPr>
         <w:pStyle w:val="Bibliography"/>
@@ -2740,7 +2841,7 @@
       <w:r>
         <w:t xml:space="preserve"> </w:t>
       </w:r>
-      <w:hyperlink r:id="rId66">
+      <w:hyperlink r:id="rId64">
         <w:r>
           <w:rPr>
             <w:rStyle w:val="Hyperlink"/>
@@ -2752,8 +2853,8 @@
         <w:t xml:space="preserve">.</w:t>
       </w:r>
     </w:p>
-    <w:bookmarkEnd w:id="67"/>
-    <w:bookmarkStart w:id="69" w:name="ref-legaspiSyntheticAgencySense2019"/>
+    <w:bookmarkEnd w:id="65"/>
+    <w:bookmarkStart w:id="67" w:name="ref-legaspiSyntheticAgencySense2019"/>
     <w:p>
       <w:pPr>
         <w:pStyle w:val="Bibliography"/>
@@ -2792,7 +2893,7 @@
       <w:r>
         <w:t xml:space="preserve"> </w:t>
       </w:r>
-      <w:hyperlink r:id="rId68">
+      <w:hyperlink r:id="rId66">
         <w:r>
           <w:rPr>
             <w:rStyle w:val="Hyperlink"/>
@@ -2804,8 +2905,8 @@
         <w:t xml:space="preserve">.</w:t>
       </w:r>
     </w:p>
-    <w:bookmarkEnd w:id="69"/>
-    <w:bookmarkStart w:id="70" w:name="ref-mead1932philosophy"/>
+    <w:bookmarkEnd w:id="67"/>
+    <w:bookmarkStart w:id="68" w:name="ref-mead1932philosophy"/>
     <w:p>
       <w:pPr>
         <w:pStyle w:val="Bibliography"/>
@@ -2818,6 +2919,94 @@
       </w:r>
       <w:r>
         <w:t xml:space="preserve">“The Philosophy of the Present.”</w:t>
+      </w:r>
+    </w:p>
+    <w:bookmarkEnd w:id="68"/>
+    <w:bookmarkStart w:id="70" w:name="ref-morrowWhenTechnologiesMakes2014"/>
+    <w:p>
+      <w:pPr>
+        <w:pStyle w:val="Bibliography"/>
+      </w:pPr>
+      <w:r>
+        <w:t xml:space="preserve">Morrow, David R. 2014.</w:t>
+      </w:r>
+      <w:r>
+        <w:t xml:space="preserve"> </w:t>
+      </w:r>
+      <w:r>
+        <w:t xml:space="preserve">“When</w:t>
+      </w:r>
+      <w:r>
+        <w:t xml:space="preserve"> </w:t>
+      </w:r>
+      <w:r>
+        <w:t xml:space="preserve">Technologies Makes Good People Do Bad Things</w:t>
+      </w:r>
+      <w:r>
+        <w:t xml:space="preserve">:</w:t>
+      </w:r>
+      <w:r>
+        <w:t xml:space="preserve"> </w:t>
+      </w:r>
+      <w:r>
+        <w:t xml:space="preserve">Another Argument Against</w:t>
+      </w:r>
+      <w:r>
+        <w:t xml:space="preserve"> </w:t>
+      </w:r>
+      <w:r>
+        <w:t xml:space="preserve">the</w:t>
+      </w:r>
+      <w:r>
+        <w:t xml:space="preserve"> </w:t>
+      </w:r>
+      <w:r>
+        <w:t xml:space="preserve">Value-Neutrality</w:t>
+      </w:r>
+      <w:r>
+        <w:t xml:space="preserve"> </w:t>
+      </w:r>
+      <w:r>
+        <w:t xml:space="preserve">of</w:t>
+      </w:r>
+      <w:r>
+        <w:t xml:space="preserve"> </w:t>
+      </w:r>
+      <w:r>
+        <w:t xml:space="preserve">Technologies</w:t>
+      </w:r>
+      <w:r>
+        <w:t xml:space="preserve">.”</w:t>
+      </w:r>
+      <w:r>
+        <w:t xml:space="preserve"> </w:t>
+      </w:r>
+      <w:r>
+        <w:rPr>
+          <w:i/>
+          <w:iCs/>
+        </w:rPr>
+        <w:t xml:space="preserve">Science and Engineering Ethics</w:t>
+      </w:r>
+      <w:r>
+        <w:t xml:space="preserve"> </w:t>
+      </w:r>
+      <w:r>
+        <w:t xml:space="preserve">20 (2): 329–43.</w:t>
+      </w:r>
+      <w:r>
+        <w:t xml:space="preserve"> </w:t>
+      </w:r>
+      <w:hyperlink r:id="rId69">
+        <w:r>
+          <w:rPr>
+            <w:rStyle w:val="Hyperlink"/>
+          </w:rPr>
+          <w:t xml:space="preserve">https://doi.org/10.1007/s11948-013-9464-1</w:t>
+        </w:r>
+      </w:hyperlink>
+      <w:r>
+        <w:t xml:space="preserve">.</w:t>
       </w:r>
     </w:p>
     <w:bookmarkEnd w:id="70"/>
